--- a/ApêndiceL-ExtensãoàComunidade/FalaCidade_RelatorioContribuicaoOpenStreetMap_v1.docx
+++ b/ApêndiceL-ExtensãoàComunidade/FalaCidade_RelatorioContribuicaoOpenStreetMap_v1.docx
@@ -2700,7 +2700,7 @@
       <w:endnotePr/>
       <w:type w:val="nextPage"/>
       <w:pgSz w:h="16838" w:orient="portrait" w:w="11906"/>
-      <w:pgMar w:top="1440" w:right="1440" w:bottom="1440" w:left="1440" w:header="708" w:footer="708" w:gutter="0"/>
+      <w:pgMar w:top="1701" w:right="1134" w:bottom="1134" w:left="1701" w:header="708" w:footer="708" w:gutter="0"/>
       <w:cols w:num="1" w:sep="0" w:space="1701" w:equalWidth="1"/>
     </w:sectPr>
   </w:body>
